--- a/images/bangchao.docx
+++ b/images/bangchao.docx
@@ -565,7 +565,25 @@
                 <w:sz w:val="24"/>
                 <w:szCs w:val="24"/>
               </w:rPr>
-              <w:t>7,6</w:t>
+              <w:t>9</w:t>
+            </w:r>
+            <w:r>
+              <w:rPr>
+                <w:rFonts w:ascii="Times New Roman" w:hAnsi="Times New Roman"/>
+                <w:color w:val="000000" w:themeColor="text1"/>
+                <w:sz w:val="24"/>
+                <w:szCs w:val="24"/>
+              </w:rPr>
+              <w:t>,</w:t>
+            </w:r>
+            <w:r>
+              <w:rPr>
+                <w:rFonts w:ascii="Times New Roman" w:hAnsi="Times New Roman"/>
+                <w:color w:val="000000" w:themeColor="text1"/>
+                <w:sz w:val="24"/>
+                <w:szCs w:val="24"/>
+              </w:rPr>
+              <w:t>9</w:t>
             </w:r>
             <w:r>
               <w:rPr>
@@ -839,7 +857,25 @@
                 <w:sz w:val="24"/>
                 <w:szCs w:val="24"/>
               </w:rPr>
-              <w:t xml:space="preserve"> 12 </w:t>
+              <w:t xml:space="preserve"> </w:t>
+            </w:r>
+            <w:r>
+              <w:rPr>
+                <w:rFonts w:ascii="Times New Roman" w:hAnsi="Times New Roman"/>
+                <w:color w:val="000000" w:themeColor="text1"/>
+                <w:sz w:val="24"/>
+                <w:szCs w:val="24"/>
+              </w:rPr>
+              <w:t>24</w:t>
+            </w:r>
+            <w:r>
+              <w:rPr>
+                <w:rFonts w:ascii="Times New Roman" w:hAnsi="Times New Roman"/>
+                <w:color w:val="000000" w:themeColor="text1"/>
+                <w:sz w:val="24"/>
+                <w:szCs w:val="24"/>
+              </w:rPr>
+              <w:t xml:space="preserve"> </w:t>
             </w:r>
             <w:proofErr w:type="spellStart"/>
             <w:r>
@@ -944,13 +980,22 @@
             <w:r>
               <w:rPr>
                 <w:rFonts w:ascii="Times New Roman" w:hAnsi="Times New Roman"/>
+                <w:color w:val="000000" w:themeColor="text1"/>
+                <w:sz w:val="24"/>
+                <w:szCs w:val="24"/>
+              </w:rPr>
+              <w:t>3</w:t>
+            </w:r>
+            <w:r>
+              <w:rPr>
+                <w:rFonts w:ascii="Times New Roman" w:hAnsi="Times New Roman"/>
                 <w:b/>
                 <w:bCs/>
                 <w:color w:val="000000" w:themeColor="text1"/>
                 <w:sz w:val="24"/>
                 <w:szCs w:val="24"/>
               </w:rPr>
-              <w:t>4</w:t>
+              <w:t>,</w:t>
             </w:r>
             <w:r>
               <w:rPr>
@@ -961,7 +1006,18 @@
                 <w:sz w:val="24"/>
                 <w:szCs w:val="24"/>
               </w:rPr>
-              <w:t>,0%/</w:t>
+              <w:t>3</w:t>
+            </w:r>
+            <w:r>
+              <w:rPr>
+                <w:rFonts w:ascii="Times New Roman" w:hAnsi="Times New Roman"/>
+                <w:b/>
+                <w:bCs/>
+                <w:color w:val="000000" w:themeColor="text1"/>
+                <w:sz w:val="24"/>
+                <w:szCs w:val="24"/>
+              </w:rPr>
+              <w:t>%/</w:t>
             </w:r>
             <w:proofErr w:type="spellStart"/>
             <w:r>
@@ -1247,7 +1303,25 @@
                 <w:sz w:val="24"/>
                 <w:szCs w:val="24"/>
               </w:rPr>
-              <w:t>8,1</w:t>
+              <w:t>10</w:t>
+            </w:r>
+            <w:r>
+              <w:rPr>
+                <w:rFonts w:ascii="Times New Roman" w:hAnsi="Times New Roman"/>
+                <w:color w:val="000000" w:themeColor="text1"/>
+                <w:sz w:val="24"/>
+                <w:szCs w:val="24"/>
+              </w:rPr>
+              <w:t>,</w:t>
+            </w:r>
+            <w:r>
+              <w:rPr>
+                <w:rFonts w:ascii="Times New Roman" w:hAnsi="Times New Roman"/>
+                <w:color w:val="000000" w:themeColor="text1"/>
+                <w:sz w:val="24"/>
+                <w:szCs w:val="24"/>
+              </w:rPr>
+              <w:t>9</w:t>
             </w:r>
             <w:r>
               <w:rPr>
@@ -1358,147 +1432,7 @@
                 <w:sz w:val="24"/>
                 <w:szCs w:val="24"/>
               </w:rPr>
-              <w:t xml:space="preserve">06 </w:t>
-            </w:r>
-            <w:proofErr w:type="spellStart"/>
-            <w:r>
-              <w:rPr>
-                <w:rFonts w:ascii="Times New Roman" w:hAnsi="Times New Roman"/>
-                <w:color w:val="000000" w:themeColor="text1"/>
-                <w:sz w:val="24"/>
-                <w:szCs w:val="24"/>
-              </w:rPr>
-              <w:t>tháng</w:t>
-            </w:r>
-            <w:proofErr w:type="spellEnd"/>
-            <w:r>
-              <w:rPr>
-                <w:rFonts w:ascii="Times New Roman" w:hAnsi="Times New Roman"/>
-                <w:color w:val="000000" w:themeColor="text1"/>
-                <w:sz w:val="24"/>
-                <w:szCs w:val="24"/>
-              </w:rPr>
-              <w:t xml:space="preserve"> </w:t>
-            </w:r>
-            <w:proofErr w:type="spellStart"/>
-            <w:r>
-              <w:rPr>
-                <w:rFonts w:ascii="Times New Roman" w:hAnsi="Times New Roman"/>
-                <w:color w:val="000000" w:themeColor="text1"/>
-                <w:sz w:val="24"/>
-                <w:szCs w:val="24"/>
-              </w:rPr>
-              <w:t>đầ</w:t>
-            </w:r>
-            <w:r>
-              <w:rPr>
-                <w:rFonts w:ascii="Times New Roman" w:hAnsi="Times New Roman"/>
-                <w:color w:val="000000" w:themeColor="text1"/>
-                <w:sz w:val="24"/>
-                <w:szCs w:val="24"/>
-              </w:rPr>
-              <w:t>u</w:t>
-            </w:r>
-            <w:proofErr w:type="spellEnd"/>
-            <w:r>
-              <w:rPr>
-                <w:rFonts w:ascii="Times New Roman" w:hAnsi="Times New Roman"/>
-                <w:color w:val="000000" w:themeColor="text1"/>
-                <w:sz w:val="24"/>
-                <w:szCs w:val="24"/>
-              </w:rPr>
-              <w:t>: 7,9</w:t>
-            </w:r>
-            <w:r>
-              <w:rPr>
-                <w:rFonts w:ascii="Times New Roman" w:hAnsi="Times New Roman"/>
-                <w:color w:val="000000" w:themeColor="text1"/>
-                <w:sz w:val="24"/>
-                <w:szCs w:val="24"/>
-              </w:rPr>
-              <w:t>%/</w:t>
-            </w:r>
-            <w:proofErr w:type="spellStart"/>
-            <w:r>
-              <w:rPr>
-                <w:rFonts w:ascii="Times New Roman" w:hAnsi="Times New Roman"/>
-                <w:color w:val="000000" w:themeColor="text1"/>
-                <w:sz w:val="24"/>
-                <w:szCs w:val="24"/>
-              </w:rPr>
-              <w:t>năm</w:t>
-            </w:r>
-            <w:proofErr w:type="spellEnd"/>
-          </w:p>
-          <w:p>
-            <w:pPr>
-              <w:spacing w:before="60" w:after="60" w:line="312" w:lineRule="auto"/>
-              <w:ind w:right="72"/>
-              <w:jc w:val="center"/>
-              <w:rPr>
-                <w:rFonts w:ascii="Times New Roman" w:hAnsi="Times New Roman"/>
-                <w:color w:val="000000" w:themeColor="text1"/>
-                <w:sz w:val="24"/>
-                <w:szCs w:val="24"/>
-              </w:rPr>
-            </w:pPr>
-            <w:r>
-              <w:rPr>
-                <w:rFonts w:ascii="Times New Roman" w:hAnsi="Times New Roman"/>
-                <w:color w:val="000000" w:themeColor="text1"/>
-                <w:sz w:val="24"/>
-                <w:szCs w:val="24"/>
-              </w:rPr>
-              <w:t xml:space="preserve">12 </w:t>
-            </w:r>
-            <w:proofErr w:type="spellStart"/>
-            <w:r>
-              <w:rPr>
-                <w:rFonts w:ascii="Times New Roman" w:hAnsi="Times New Roman"/>
-                <w:color w:val="000000" w:themeColor="text1"/>
-                <w:sz w:val="24"/>
-                <w:szCs w:val="24"/>
-              </w:rPr>
-              <w:t>tháng</w:t>
-            </w:r>
-            <w:proofErr w:type="spellEnd"/>
-            <w:r>
-              <w:rPr>
-                <w:rFonts w:ascii="Times New Roman" w:hAnsi="Times New Roman"/>
-                <w:color w:val="000000" w:themeColor="text1"/>
-                <w:sz w:val="24"/>
-                <w:szCs w:val="24"/>
-              </w:rPr>
-              <w:t xml:space="preserve"> </w:t>
-            </w:r>
-            <w:proofErr w:type="spellStart"/>
-            <w:r>
-              <w:rPr>
-                <w:rFonts w:ascii="Times New Roman" w:hAnsi="Times New Roman"/>
-                <w:color w:val="000000" w:themeColor="text1"/>
-                <w:sz w:val="24"/>
-                <w:szCs w:val="24"/>
-              </w:rPr>
-              <w:t>sau</w:t>
-            </w:r>
-            <w:proofErr w:type="spellEnd"/>
-            <w:r>
-              <w:rPr>
-                <w:rFonts w:ascii="Times New Roman" w:hAnsi="Times New Roman"/>
-                <w:color w:val="000000" w:themeColor="text1"/>
-                <w:sz w:val="24"/>
-                <w:szCs w:val="24"/>
-              </w:rPr>
-              <w:t>: 8,6</w:t>
-            </w:r>
-            <w:r>
-              <w:rPr>
-                <w:rFonts w:ascii="Times New Roman" w:hAnsi="Times New Roman"/>
-                <w:color w:val="000000" w:themeColor="text1"/>
-                <w:sz w:val="24"/>
-                <w:szCs w:val="24"/>
-              </w:rPr>
-              <w:t>%/</w:t>
+              <w:t>12,5%/</w:t>
             </w:r>
             <w:proofErr w:type="spellStart"/>
             <w:r>
@@ -3685,7 +3619,7 @@
                 <w:sz w:val="24"/>
                 <w:szCs w:val="24"/>
               </w:rPr>
-              <w:t>4</w:t>
+              <w:t>3</w:t>
             </w:r>
             <w:r>
               <w:rPr>
@@ -3696,7 +3630,18 @@
                 <w:sz w:val="24"/>
                 <w:szCs w:val="24"/>
               </w:rPr>
-              <w:t>,0</w:t>
+              <w:t>,</w:t>
+            </w:r>
+            <w:r>
+              <w:rPr>
+                <w:rFonts w:ascii="Times New Roman" w:hAnsi="Times New Roman"/>
+                <w:b/>
+                <w:bCs/>
+                <w:color w:val="000000" w:themeColor="text1"/>
+                <w:sz w:val="24"/>
+                <w:szCs w:val="24"/>
+              </w:rPr>
+              <w:t>3</w:t>
             </w:r>
             <w:r>
               <w:rPr>
